--- a/resumes/ico-information-assistance-axa.docx
+++ b/resumes/ico-information-assistance-axa.docx
@@ -77,7 +77,7 @@
           <w:b w:val="0"/>
           <w:i w:val="0"/>
         </w:rPr>
-        <w:t xml:space="preserve"> à laquelle ces services sont attachés. Le document dit seulement « bénéficiaires de la garantie » sans préciser laquelle.</w:t>
+        <w:t xml:space="preserve"> à laquelle ces services sont attachés.</w:t>
       </w:r>
     </w:p>
     <w:p>
